--- a/src/content/poetry/43-ya-est-to-chto-ya-est/ru.docx
+++ b/src/content/poetry/43-ya-est-to-chto-ya-est/ru.docx
@@ -7,7 +7,7 @@
         <w:pStyle w:val="ad"/>
       </w:pPr>
       <w:r>
-        <w:t>Я ЕСТЬ ТО, ЧТО Я ЕСТЬ</w:t>
+        <w:t>Я есть то, что я есть</w:t>
       </w:r>
     </w:p>
     <w:p>

--- a/src/content/poetry/43-ya-est-to-chto-ya-est/ru.docx
+++ b/src/content/poetry/43-ya-est-to-chto-ya-est/ru.docx
@@ -7,7 +7,8 @@
         <w:pStyle w:val="ad"/>
       </w:pPr>
       <w:r>
-        <w:t>Я есть то, что я есть</w:t>
+        <w:rPr/>
+        <w:t xml:space="preserve">Я есть то, что я есть</w:t>
       </w:r>
     </w:p>
     <w:p>
@@ -213,23 +214,20 @@
     </w:p>
     <w:p>
       <w:pPr>
-        <w:pStyle w:val="ad"/>
+        <w:spacing w:before="200"/>
+        <w:rPr>
+          <w:i/>
+          <w:iCs/>
+        </w:rPr>
       </w:pPr>
+      <w:r>
+        <w:rPr>
+          <w:i/>
+          <w:iCs/>
+        </w:rPr>
+        <w:t xml:space="preserve">15.03.2026, Сергей Панкратиус</w:t>
+      </w:r>
     </w:p>
-    <w:p>
-      <w:pPr>
-        <w:pStyle w:val="ad"/>
-      </w:pPr>
-      <w:proofErr w:type="spellStart"/>
-      <w:r>
-        <w:t>March</w:t>
-      </w:r>
-      <w:proofErr w:type="spellEnd"/>
-      <w:r>
-        <w:t xml:space="preserve"> 15, 2026 </w:t>
-      </w:r>
-    </w:p>
-    <w:p/>
     <w:sectPr>
       <w:pgSz w:w="11906" w:h="16838"/>
       <w:pgMar w:top="1134" w:right="850" w:bottom="1134" w:left="1701" w:header="708" w:footer="708" w:gutter="0"/>
